--- a/templates/industry_section_template.docx
+++ b/templates/industry_section_template.docx
@@ -9,13 +9,19 @@
         <w:tblLook w:firstColumn="1" w:firstRow="1" w:lastColumn="0" w:lastRow="0" w:noHBand="0" w:noVBand="1" w:val="04A0"/>
       </w:tblPr>
       <w:tblGrid>
-        <w:gridCol w:w="9936"/>
+        <w:gridCol w:w="10080"/>
       </w:tblGrid>
       <w:tr>
         <w:tc>
           <w:tcPr>
-            <w:tcW w:type="dxa" w:w="9792"/>
+            <w:tcW w:type="dxa" w:w="10080"/>
             <w:shd w:fill="C65911"/>
+            <w:tcMar>
+              <w:top w:w="160" w:type="dxa"/>
+              <w:bottom w:w="160" w:type="dxa"/>
+              <w:left w:w="200" w:type="dxa"/>
+              <w:right w:w="200" w:type="dxa"/>
+            </w:tcMar>
           </w:tcPr>
           <w:p>
             <w:pPr>
@@ -25,10 +31,20 @@
               <w:rPr>
                 <w:rFonts w:ascii="Arial" w:hAnsi="Arial"/>
                 <w:b/>
+                <w:color w:val="DCEBFC"/>
+                <w:sz w:val="17"/>
+              </w:rPr>
+              <w:t>IT CHRONICLES  |  DEPARTMENT OF INFORMATION TECHNOLOGY</w:t>
+              <w:br/>
+            </w:r>
+            <w:r>
+              <w:rPr>
+                <w:rFonts w:ascii="Arial" w:hAnsi="Arial"/>
+                <w:b/>
                 <w:color w:val="FFFFFF"/>
-                <w:sz w:val="40"/>
+                <w:sz w:val="36"/>
               </w:rPr>
-              <w:t xml:space="preserve">  INDUSTRY &amp; ALUMNI OUTREACH  </w:t>
+              <w:t>INDUSTRY &amp; ALUMNI OUTREACH</w:t>
             </w:r>
           </w:p>
         </w:tc>
@@ -36,14 +52,14 @@
     </w:tbl>
     <w:p>
       <w:pPr>
-        <w:spacing w:after="240"/>
+        <w:spacing w:after="200"/>
       </w:pPr>
     </w:p>
     <w:p>
       <w:r>
         <w:rPr>
           <w:rFonts w:ascii="Arial" w:hAnsi="Arial"/>
-          <w:color w:val="808080"/>
+          <w:color w:val="A0A0A0"/>
           <w:sz w:val="20"/>
         </w:rPr>
         <w:t>{{SECTION_CONTENT_BLOCK}}</w:t>
@@ -51,7 +67,7 @@
     </w:p>
     <w:sectPr>
       <w:pgSz w:w="12240" w:h="15840"/>
-      <w:pgMar w:top="1152" w:right="1152" w:bottom="1152" w:left="1152" w:header="720" w:footer="720" w:gutter="0"/>
+      <w:pgMar w:top="1080" w:right="1080" w:bottom="1080" w:left="1080" w:header="720" w:footer="720" w:gutter="0"/>
       <w:cols w:space="720"/>
       <w:docGrid w:linePitch="360"/>
     </w:sectPr>
